--- a/tests/OfficeAgent.Tests/Corpus/v1.0.0/native/outputs/w-template-image.docx
+++ b/tests/OfficeAgent.Tests/Corpus/v1.0.0/native/outputs/w-template-image.docx
@@ -49,7 +49,7 @@
                     <pic:cNvPicPr/>
                   </pic:nvPicPr>
                   <pic:blipFill>
-                    <a:blip xmlns:r="http://schemas.openxmlformats.org/officeDocument/2006/relationships" r:embed="Ree2c9fc4e44f4df3" cstate="print"/>
+                    <a:blip xmlns:r="http://schemas.openxmlformats.org/officeDocument/2006/relationships" r:embed="R015304c719b142f0" cstate="print"/>
                     <a:stretch>
                       <a:fillRect/>
                     </a:stretch>

--- a/tests/OfficeAgent.Tests/Corpus/v1.0.0/native/outputs/w-template-image.docx
+++ b/tests/OfficeAgent.Tests/Corpus/v1.0.0/native/outputs/w-template-image.docx
@@ -49,7 +49,7 @@
                     <pic:cNvPicPr/>
                   </pic:nvPicPr>
                   <pic:blipFill>
-                    <a:blip xmlns:r="http://schemas.openxmlformats.org/officeDocument/2006/relationships" r:embed="R015304c719b142f0" cstate="print"/>
+                    <a:blip xmlns:r="http://schemas.openxmlformats.org/officeDocument/2006/relationships" r:embed="R3ef9ccbbab164513" cstate="print"/>
                     <a:stretch>
                       <a:fillRect/>
                     </a:stretch>

--- a/tests/OfficeAgent.Tests/Corpus/v1.0.0/native/outputs/w-template-image.docx
+++ b/tests/OfficeAgent.Tests/Corpus/v1.0.0/native/outputs/w-template-image.docx
@@ -49,7 +49,7 @@
                     <pic:cNvPicPr/>
                   </pic:nvPicPr>
                   <pic:blipFill>
-                    <a:blip xmlns:r="http://schemas.openxmlformats.org/officeDocument/2006/relationships" r:embed="R3ef9ccbbab164513" cstate="print"/>
+                    <a:blip xmlns:r="http://schemas.openxmlformats.org/officeDocument/2006/relationships" r:embed="R7219ff880cc34851" cstate="print"/>
                     <a:stretch>
                       <a:fillRect/>
                     </a:stretch>

--- a/tests/OfficeAgent.Tests/Corpus/v1.0.0/native/outputs/w-template-image.docx
+++ b/tests/OfficeAgent.Tests/Corpus/v1.0.0/native/outputs/w-template-image.docx
@@ -49,7 +49,7 @@
                     <pic:cNvPicPr/>
                   </pic:nvPicPr>
                   <pic:blipFill>
-                    <a:blip xmlns:r="http://schemas.openxmlformats.org/officeDocument/2006/relationships" r:embed="R7219ff880cc34851" cstate="print"/>
+                    <a:blip xmlns:r="http://schemas.openxmlformats.org/officeDocument/2006/relationships" r:embed="R974d59b726514fff" cstate="print"/>
                     <a:stretch>
                       <a:fillRect/>
                     </a:stretch>

--- a/tests/OfficeAgent.Tests/Corpus/v1.0.0/native/outputs/w-template-image.docx
+++ b/tests/OfficeAgent.Tests/Corpus/v1.0.0/native/outputs/w-template-image.docx
@@ -49,7 +49,7 @@
                     <pic:cNvPicPr/>
                   </pic:nvPicPr>
                   <pic:blipFill>
-                    <a:blip xmlns:r="http://schemas.openxmlformats.org/officeDocument/2006/relationships" r:embed="R974d59b726514fff" cstate="print"/>
+                    <a:blip xmlns:r="http://schemas.openxmlformats.org/officeDocument/2006/relationships" r:embed="R140e90fef5ec4926" cstate="print"/>
                     <a:stretch>
                       <a:fillRect/>
                     </a:stretch>
